--- a/Meeting_Notes.docx
+++ b/Meeting_Notes.docx
@@ -160,7 +160,64 @@
         <w:t>Homework: read a bit into Chapter 3, or complete a couple more exercises from Chapter 2.</w:t>
       </w:r>
     </w:p>
+    <w:p>
+      <w:pPr>
+        <w:pStyle w:val="Heading3"/>
+      </w:pPr>
+      <w:r>
+        <w:t>10/1/26</w:t>
+      </w:r>
+    </w:p>
+    <w:p>
+      <w:pPr>
+        <w:pStyle w:val="ListParagraph"/>
+        <w:numPr>
+          <w:ilvl w:val="0"/>
+          <w:numId w:val="4"/>
+        </w:numPr>
+      </w:pPr>
+      <w:r>
+        <w:t>Covered Hofmann Chapter 2 broadly and examined the overall picture; covered the proof techniques utilized in section 2.3.</w:t>
+      </w:r>
+    </w:p>
+    <w:p>
+      <w:pPr>
+        <w:pStyle w:val="ListParagraph"/>
+        <w:numPr>
+          <w:ilvl w:val="0"/>
+          <w:numId w:val="4"/>
+        </w:numPr>
+      </w:pPr>
+      <w:r>
+        <w:t>Explained the connection between MSO, WS1S, and PA. Specifically, MSO and WS1S are decidable and equi-satisfiable, and PA formulae can be translated into WS1S formulae, which are decidable via NFA. Therefore, PA is decidable.</w:t>
+      </w:r>
+    </w:p>
+    <w:p>
+      <w:pPr>
+        <w:pStyle w:val="ListParagraph"/>
+        <w:numPr>
+          <w:ilvl w:val="0"/>
+          <w:numId w:val="4"/>
+        </w:numPr>
+      </w:pPr>
+      <w:r>
+        <w:t>Briefly discussed Chapter 3, section 1 and introduced alternating finite automata (AFA).</w:t>
+      </w:r>
+    </w:p>
+    <w:p>
+      <w:pPr>
+        <w:pStyle w:val="ListParagraph"/>
+        <w:numPr>
+          <w:ilvl w:val="0"/>
+          <w:numId w:val="4"/>
+        </w:numPr>
+      </w:pPr>
+      <w:r>
+        <w:t>Homework: read through section 3.3 on page 58; attempt exercises 22 and 23 of Chapter 3.</w:t>
+      </w:r>
+    </w:p>
     <w:sectPr>
+      <w:headerReference w:type="default" r:id="rId7"/>
       <w:pgSz w:w="12240" w:h="15840"/>
       <w:pgMar w:top="1440" w:right="1440" w:bottom="1440" w:left="1440" w:header="720" w:footer="720" w:gutter="0"/>
       <w:cols w:space="720"/>
@@ -170,6 +227,83 @@
 </w:document>
 </file>
 
+<file path=word/endnotes.xml><?xml version="1.0" encoding="utf-8"?>
+<w:endnotes xmlns:wpc="http://schemas.microsoft.com/office/word/2010/wordprocessingCanvas" xmlns:cx="http://schemas.microsoft.com/office/drawing/2014/chartex" xmlns:cx1="http://schemas.microsoft.com/office/drawing/2015/9/8/chartex" xmlns:cx2="http://schemas.microsoft.com/office/drawing/2015/10/21/chartex" xmlns:cx3="http://schemas.microsoft.com/office/drawing/2016/5/9/chartex" xmlns:cx4="http://schemas.microsoft.com/office/drawing/2016/5/10/chartex" xmlns:cx5="http://schemas.microsoft.com/office/drawing/2016/5/11/chartex" xmlns:cx6="http://schemas.microsoft.com/office/drawing/2016/5/12/chartex" xmlns:cx7="http://schemas.microsoft.com/office/drawing/2016/5/13/chartex" xmlns:cx8="http://schemas.microsoft.com/office/drawing/2016/5/14/chartex" xmlns:mc="http://schemas.openxmlformats.org/markup-compatibility/2006" xmlns:aink="http://schemas.microsoft.com/office/drawing/2016/ink" xmlns:am3d="http://schemas.microsoft.com/office/drawing/2017/model3d" xmlns:o="urn:schemas-microsoft-com:office:office" xmlns:oel="http://schemas.microsoft.com/office/2019/extlst" xmlns:r="http://schemas.openxmlformats.org/officeDocument/2006/relationships" xmlns:m="http://schemas.openxmlformats.org/officeDocument/2006/math" xmlns:v="urn:schemas-microsoft-com:vml" xmlns:wp14="http://schemas.microsoft.com/office/word/2010/wordprocessingDrawing" xmlns:wp="http://schemas.openxmlformats.org/drawingml/2006/wordprocessingDrawing" xmlns:w10="urn:schemas-microsoft-com:office:word" xmlns:w="http://schemas.openxmlformats.org/wordprocessingml/2006/main" xmlns:w14="http://schemas.microsoft.com/office/word/2010/wordml" xmlns:w15="http://schemas.microsoft.com/office/word/2012/wordml" xmlns:w16cex="http://schemas.microsoft.com/office/word/2018/wordml/cex" xmlns:w16cid="http://schemas.microsoft.com/office/word/2016/wordml/cid" xmlns:w16="http://schemas.microsoft.com/office/word/2018/wordml" xmlns:w16du="http://schemas.microsoft.com/office/word/2023/wordml/word16du" xmlns:w16sdtdh="http://schemas.microsoft.com/office/word/2020/wordml/sdtdatahash" xmlns:w16sdtfl="http://schemas.microsoft.com/office/word/2024/wordml/sdtformatlock" xmlns:w16se="http://schemas.microsoft.com/office/word/2015/wordml/symex" xmlns:wpg="http://schemas.microsoft.com/office/word/2010/wordprocessingGroup" xmlns:wpi="http://schemas.microsoft.com/office/word/2010/wordprocessingInk" xmlns:wne="http://schemas.microsoft.com/office/word/2006/wordml" xmlns:wps="http://schemas.microsoft.com/office/word/2010/wordprocessingShape" mc:Ignorable="w14 w15 w16se w16cid w16 w16cex w16sdtdh w16sdtfl w16du wp14">
+  <w:endnote w:type="separator" w:id="-1">
+    <w:p>
+      <w:pPr>
+        <w:spacing w:after="0" w:line="240" w:lineRule="auto"/>
+      </w:pPr>
+      <w:r>
+        <w:separator/>
+      </w:r>
+    </w:p>
+  </w:endnote>
+  <w:endnote w:type="continuationSeparator" w:id="0">
+    <w:p>
+      <w:pPr>
+        <w:spacing w:after="0" w:line="240" w:lineRule="auto"/>
+      </w:pPr>
+      <w:r>
+        <w:continuationSeparator/>
+      </w:r>
+    </w:p>
+  </w:endnote>
+</w:endnotes>
+</file>
+
+<file path=word/footnotes.xml><?xml version="1.0" encoding="utf-8"?>
+<w:footnotes xmlns:wpc="http://schemas.microsoft.com/office/word/2010/wordprocessingCanvas" xmlns:cx="http://schemas.microsoft.com/office/drawing/2014/chartex" xmlns:cx1="http://schemas.microsoft.com/office/drawing/2015/9/8/chartex" xmlns:cx2="http://schemas.microsoft.com/office/drawing/2015/10/21/chartex" xmlns:cx3="http://schemas.microsoft.com/office/drawing/2016/5/9/chartex" xmlns:cx4="http://schemas.microsoft.com/office/drawing/2016/5/10/chartex" xmlns:cx5="http://schemas.microsoft.com/office/drawing/2016/5/11/chartex" xmlns:cx6="http://schemas.microsoft.com/office/drawing/2016/5/12/chartex" xmlns:cx7="http://schemas.microsoft.com/office/drawing/2016/5/13/chartex" xmlns:cx8="http://schemas.microsoft.com/office/drawing/2016/5/14/chartex" xmlns:mc="http://schemas.openxmlformats.org/markup-compatibility/2006" xmlns:aink="http://schemas.microsoft.com/office/drawing/2016/ink" xmlns:am3d="http://schemas.microsoft.com/office/drawing/2017/model3d" xmlns:o="urn:schemas-microsoft-com:office:office" xmlns:oel="http://schemas.microsoft.com/office/2019/extlst" xmlns:r="http://schemas.openxmlformats.org/officeDocument/2006/relationships" xmlns:m="http://schemas.openxmlformats.org/officeDocument/2006/math" xmlns:v="urn:schemas-microsoft-com:vml" xmlns:wp14="http://schemas.microsoft.com/office/word/2010/wordprocessingDrawing" xmlns:wp="http://schemas.openxmlformats.org/drawingml/2006/wordprocessingDrawing" xmlns:w10="urn:schemas-microsoft-com:office:word" xmlns:w="http://schemas.openxmlformats.org/wordprocessingml/2006/main" xmlns:w14="http://schemas.microsoft.com/office/word/2010/wordml" xmlns:w15="http://schemas.microsoft.com/office/word/2012/wordml" xmlns:w16cex="http://schemas.microsoft.com/office/word/2018/wordml/cex" xmlns:w16cid="http://schemas.microsoft.com/office/word/2016/wordml/cid" xmlns:w16="http://schemas.microsoft.com/office/word/2018/wordml" xmlns:w16du="http://schemas.microsoft.com/office/word/2023/wordml/word16du" xmlns:w16sdtdh="http://schemas.microsoft.com/office/word/2020/wordml/sdtdatahash" xmlns:w16sdtfl="http://schemas.microsoft.com/office/word/2024/wordml/sdtformatlock" xmlns:w16se="http://schemas.microsoft.com/office/word/2015/wordml/symex" xmlns:wpg="http://schemas.microsoft.com/office/word/2010/wordprocessingGroup" xmlns:wpi="http://schemas.microsoft.com/office/word/2010/wordprocessingInk" xmlns:wne="http://schemas.microsoft.com/office/word/2006/wordml" xmlns:wps="http://schemas.microsoft.com/office/word/2010/wordprocessingShape" mc:Ignorable="w14 w15 w16se w16cid w16 w16cex w16sdtdh w16sdtfl w16du wp14">
+  <w:footnote w:type="separator" w:id="-1">
+    <w:p>
+      <w:pPr>
+        <w:spacing w:after="0" w:line="240" w:lineRule="auto"/>
+      </w:pPr>
+      <w:r>
+        <w:separator/>
+      </w:r>
+    </w:p>
+  </w:footnote>
+  <w:footnote w:type="continuationSeparator" w:id="0">
+    <w:p>
+      <w:pPr>
+        <w:spacing w:after="0" w:line="240" w:lineRule="auto"/>
+      </w:pPr>
+      <w:r>
+        <w:continuationSeparator/>
+      </w:r>
+    </w:p>
+  </w:footnote>
+</w:footnotes>
+</file>
+
+<file path=word/header1.xml><?xml version="1.0" encoding="utf-8"?>
+<w:hdr xmlns:wpc="http://schemas.microsoft.com/office/word/2010/wordprocessingCanvas" xmlns:cx="http://schemas.microsoft.com/office/drawing/2014/chartex" xmlns:cx1="http://schemas.microsoft.com/office/drawing/2015/9/8/chartex" xmlns:cx2="http://schemas.microsoft.com/office/drawing/2015/10/21/chartex" xmlns:cx3="http://schemas.microsoft.com/office/drawing/2016/5/9/chartex" xmlns:cx4="http://schemas.microsoft.com/office/drawing/2016/5/10/chartex" xmlns:cx5="http://schemas.microsoft.com/office/drawing/2016/5/11/chartex" xmlns:cx6="http://schemas.microsoft.com/office/drawing/2016/5/12/chartex" xmlns:cx7="http://schemas.microsoft.com/office/drawing/2016/5/13/chartex" xmlns:cx8="http://schemas.microsoft.com/office/drawing/2016/5/14/chartex" xmlns:mc="http://schemas.openxmlformats.org/markup-compatibility/2006" xmlns:aink="http://schemas.microsoft.com/office/drawing/2016/ink" xmlns:am3d="http://schemas.microsoft.com/office/drawing/2017/model3d" xmlns:o="urn:schemas-microsoft-com:office:office" xmlns:oel="http://schemas.microsoft.com/office/2019/extlst" xmlns:r="http://schemas.openxmlformats.org/officeDocument/2006/relationships" xmlns:m="http://schemas.openxmlformats.org/officeDocument/2006/math" xmlns:v="urn:schemas-microsoft-com:vml" xmlns:wp14="http://schemas.microsoft.com/office/word/2010/wordprocessingDrawing" xmlns:wp="http://schemas.openxmlformats.org/drawingml/2006/wordprocessingDrawing" xmlns:w10="urn:schemas-microsoft-com:office:word" xmlns:w="http://schemas.openxmlformats.org/wordprocessingml/2006/main" xmlns:w14="http://schemas.microsoft.com/office/word/2010/wordml" xmlns:w15="http://schemas.microsoft.com/office/word/2012/wordml" xmlns:w16cex="http://schemas.microsoft.com/office/word/2018/wordml/cex" xmlns:w16cid="http://schemas.microsoft.com/office/word/2016/wordml/cid" xmlns:w16="http://schemas.microsoft.com/office/word/2018/wordml" xmlns:w16du="http://schemas.microsoft.com/office/word/2023/wordml/word16du" xmlns:w16sdtdh="http://schemas.microsoft.com/office/word/2020/wordml/sdtdatahash" xmlns:w16sdtfl="http://schemas.microsoft.com/office/word/2024/wordml/sdtformatlock" xmlns:w16se="http://schemas.microsoft.com/office/word/2015/wordml/symex" xmlns:wpg="http://schemas.microsoft.com/office/word/2010/wordprocessingGroup" xmlns:wpi="http://schemas.microsoft.com/office/word/2010/wordprocessingInk" xmlns:wne="http://schemas.microsoft.com/office/word/2006/wordml" xmlns:wps="http://schemas.microsoft.com/office/word/2010/wordprocessingShape" mc:Ignorable="w14 w15 w16se w16cid w16 w16cex w16sdtdh w16sdtfl w16du wp14">
+  <w:p>
+    <w:pPr>
+      <w:pStyle w:val="Header"/>
+      <w:jc w:val="right"/>
+    </w:pPr>
+    <w:r>
+      <w:t>Thomas Lonowski</w:t>
+    </w:r>
+  </w:p>
+  <w:p>
+    <w:pPr>
+      <w:pStyle w:val="Header"/>
+      <w:jc w:val="right"/>
+    </w:pPr>
+    <w:r>
+      <w:t>Dr. Elena Sherman</w:t>
+    </w:r>
+    <w:r>
+      <w:br/>
+      <w:t>FA26</w:t>
+    </w:r>
+  </w:p>
+</w:hdr>
+</file>
+
 <file path=word/numbering.xml><?xml version="1.0" encoding="utf-8"?>
 <w:numbering xmlns:wpc="http://schemas.microsoft.com/office/word/2010/wordprocessingCanvas" xmlns:cx="http://schemas.microsoft.com/office/drawing/2014/chartex" xmlns:cx1="http://schemas.microsoft.com/office/drawing/2015/9/8/chartex" xmlns:cx2="http://schemas.microsoft.com/office/drawing/2015/10/21/chartex" xmlns:cx3="http://schemas.microsoft.com/office/drawing/2016/5/9/chartex" xmlns:cx4="http://schemas.microsoft.com/office/drawing/2016/5/10/chartex" xmlns:cx5="http://schemas.microsoft.com/office/drawing/2016/5/11/chartex" xmlns:cx6="http://schemas.microsoft.com/office/drawing/2016/5/12/chartex" xmlns:cx7="http://schemas.microsoft.com/office/drawing/2016/5/13/chartex" xmlns:cx8="http://schemas.microsoft.com/office/drawing/2016/5/14/chartex" xmlns:mc="http://schemas.openxmlformats.org/markup-compatibility/2006" xmlns:aink="http://schemas.microsoft.com/office/drawing/2016/ink" xmlns:am3d="http://schemas.microsoft.com/office/drawing/2017/model3d" xmlns:o="urn:schemas-microsoft-com:office:office" xmlns:oel="http://schemas.microsoft.com/office/2019/extlst" xmlns:r="http://schemas.openxmlformats.org/officeDocument/2006/relationships" xmlns:m="http://schemas.openxmlformats.org/officeDocument/2006/math" xmlns:v="urn:schemas-microsoft-com:vml" xmlns:wp14="http://schemas.microsoft.com/office/word/2010/wordprocessingDrawing" xmlns:wp="http://schemas.openxmlformats.org/drawingml/2006/wordprocessingDrawing" xmlns:w10="urn:schemas-microsoft-com:office:word" xmlns:w="http://schemas.openxmlformats.org/wordprocessingml/2006/main" xmlns:w14="http://schemas.microsoft.com/office/word/2010/wordml" xmlns:w15="http://schemas.microsoft.com/office/word/2012/wordml" xmlns:w16cex="http://schemas.microsoft.com/office/word/2018/wordml/cex" xmlns:w16cid="http://schemas.microsoft.com/office/word/2016/wordml/cid" xmlns:w16="http://schemas.microsoft.com/office/word/2018/wordml" xmlns:w16du="http://schemas.microsoft.com/office/word/2023/wordml/word16du" xmlns:w16sdtdh="http://schemas.microsoft.com/office/word/2020/wordml/sdtdatahash" xmlns:w16sdtfl="http://schemas.microsoft.com/office/word/2024/wordml/sdtformatlock" xmlns:w16se="http://schemas.microsoft.com/office/word/2015/wordml/symex" xmlns:wpg="http://schemas.microsoft.com/office/word/2010/wordprocessingGroup" xmlns:wpi="http://schemas.microsoft.com/office/word/2010/wordprocessingInk" xmlns:wne="http://schemas.microsoft.com/office/word/2006/wordml" xmlns:wps="http://schemas.microsoft.com/office/word/2010/wordprocessingShape" mc:Ignorable="w14 w15 w16se w16cid w16 w16cex w16sdtdh w16sdtfl w16du wp14">
   <w:abstractNum w:abstractNumId="0" w15:restartNumberingAfterBreak="0">
@@ -399,6 +533,119 @@
     </w:lvl>
   </w:abstractNum>
   <w:abstractNum w:abstractNumId="2" w15:restartNumberingAfterBreak="0">
+    <w:nsid w:val="5EB877B1"/>
+    <w:multiLevelType w:val="hybridMultilevel"/>
+    <w:tmpl w:val="0400C8A0"/>
+    <w:lvl w:ilvl="0" w:tplc="04090001">
+      <w:start w:val="1"/>
+      <w:numFmt w:val="bullet"/>
+      <w:lvlText w:val=""/>
+      <w:lvlJc w:val="left"/>
+      <w:pPr>
+        <w:ind w:left="720" w:hanging="360"/>
+      </w:pPr>
+      <w:rPr>
+        <w:rFonts w:ascii="Symbol" w:hAnsi="Symbol" w:hint="default"/>
+      </w:rPr>
+    </w:lvl>
+    <w:lvl w:ilvl="1" w:tplc="04090003" w:tentative="1">
+      <w:start w:val="1"/>
+      <w:numFmt w:val="bullet"/>
+      <w:lvlText w:val="o"/>
+      <w:lvlJc w:val="left"/>
+      <w:pPr>
+        <w:ind w:left="1440" w:hanging="360"/>
+      </w:pPr>
+      <w:rPr>
+        <w:rFonts w:ascii="Courier New" w:hAnsi="Courier New" w:cs="Courier New" w:hint="default"/>
+      </w:rPr>
+    </w:lvl>
+    <w:lvl w:ilvl="2" w:tplc="04090005" w:tentative="1">
+      <w:start w:val="1"/>
+      <w:numFmt w:val="bullet"/>
+      <w:lvlText w:val=""/>
+      <w:lvlJc w:val="left"/>
+      <w:pPr>
+        <w:ind w:left="2160" w:hanging="360"/>
+      </w:pPr>
+      <w:rPr>
+        <w:rFonts w:ascii="Wingdings" w:hAnsi="Wingdings" w:hint="default"/>
+      </w:rPr>
+    </w:lvl>
+    <w:lvl w:ilvl="3" w:tplc="04090001" w:tentative="1">
+      <w:start w:val="1"/>
+      <w:numFmt w:val="bullet"/>
+      <w:lvlText w:val=""/>
+      <w:lvlJc w:val="left"/>
+      <w:pPr>
+        <w:ind w:left="2880" w:hanging="360"/>
+      </w:pPr>
+      <w:rPr>
+        <w:rFonts w:ascii="Symbol" w:hAnsi="Symbol" w:hint="default"/>
+      </w:rPr>
+    </w:lvl>
+    <w:lvl w:ilvl="4" w:tplc="04090003" w:tentative="1">
+      <w:start w:val="1"/>
+      <w:numFmt w:val="bullet"/>
+      <w:lvlText w:val="o"/>
+      <w:lvlJc w:val="left"/>
+      <w:pPr>
+        <w:ind w:left="3600" w:hanging="360"/>
+      </w:pPr>
+      <w:rPr>
+        <w:rFonts w:ascii="Courier New" w:hAnsi="Courier New" w:cs="Courier New" w:hint="default"/>
+      </w:rPr>
+    </w:lvl>
+    <w:lvl w:ilvl="5" w:tplc="04090005" w:tentative="1">
+      <w:start w:val="1"/>
+      <w:numFmt w:val="bullet"/>
+      <w:lvlText w:val=""/>
+      <w:lvlJc w:val="left"/>
+      <w:pPr>
+        <w:ind w:left="4320" w:hanging="360"/>
+      </w:pPr>
+      <w:rPr>
+        <w:rFonts w:ascii="Wingdings" w:hAnsi="Wingdings" w:hint="default"/>
+      </w:rPr>
+    </w:lvl>
+    <w:lvl w:ilvl="6" w:tplc="04090001" w:tentative="1">
+      <w:start w:val="1"/>
+      <w:numFmt w:val="bullet"/>
+      <w:lvlText w:val=""/>
+      <w:lvlJc w:val="left"/>
+      <w:pPr>
+        <w:ind w:left="5040" w:hanging="360"/>
+      </w:pPr>
+      <w:rPr>
+        <w:rFonts w:ascii="Symbol" w:hAnsi="Symbol" w:hint="default"/>
+      </w:rPr>
+    </w:lvl>
+    <w:lvl w:ilvl="7" w:tplc="04090003" w:tentative="1">
+      <w:start w:val="1"/>
+      <w:numFmt w:val="bullet"/>
+      <w:lvlText w:val="o"/>
+      <w:lvlJc w:val="left"/>
+      <w:pPr>
+        <w:ind w:left="5760" w:hanging="360"/>
+      </w:pPr>
+      <w:rPr>
+        <w:rFonts w:ascii="Courier New" w:hAnsi="Courier New" w:cs="Courier New" w:hint="default"/>
+      </w:rPr>
+    </w:lvl>
+    <w:lvl w:ilvl="8" w:tplc="04090005" w:tentative="1">
+      <w:start w:val="1"/>
+      <w:numFmt w:val="bullet"/>
+      <w:lvlText w:val=""/>
+      <w:lvlJc w:val="left"/>
+      <w:pPr>
+        <w:ind w:left="6480" w:hanging="360"/>
+      </w:pPr>
+      <w:rPr>
+        <w:rFonts w:ascii="Wingdings" w:hAnsi="Wingdings" w:hint="default"/>
+      </w:rPr>
+    </w:lvl>
+  </w:abstractNum>
+  <w:abstractNum w:abstractNumId="3" w15:restartNumberingAfterBreak="0">
     <w:nsid w:val="70314D26"/>
     <w:multiLevelType w:val="hybridMultilevel"/>
     <w:tmpl w:val="D1367BB4"/>
@@ -518,6 +765,9 @@
     <w:abstractNumId w:val="1"/>
   </w:num>
   <w:num w:numId="3" w16cid:durableId="373385906">
+    <w:abstractNumId w:val="3"/>
+  </w:num>
+  <w:num w:numId="4" w16cid:durableId="1569026291">
     <w:abstractNumId w:val="2"/>
   </w:num>
 </w:numbering>
@@ -1452,6 +1702,50 @@
     <w:semiHidden/>
     <w:rsid w:val="00F966DF"/>
   </w:style>
+  <w:style w:type="paragraph" w:styleId="Header">
+    <w:name w:val="header"/>
+    <w:basedOn w:val="Normal"/>
+    <w:link w:val="HeaderChar"/>
+    <w:uiPriority w:val="99"/>
+    <w:unhideWhenUsed/>
+    <w:rsid w:val="0041102D"/>
+    <w:pPr>
+      <w:tabs>
+        <w:tab w:val="center" w:pos="4680"/>
+        <w:tab w:val="right" w:pos="9360"/>
+      </w:tabs>
+      <w:spacing w:after="0" w:line="240" w:lineRule="auto"/>
+    </w:pPr>
+  </w:style>
+  <w:style w:type="character" w:customStyle="1" w:styleId="HeaderChar">
+    <w:name w:val="Header Char"/>
+    <w:basedOn w:val="DefaultParagraphFont"/>
+    <w:link w:val="Header"/>
+    <w:uiPriority w:val="99"/>
+    <w:rsid w:val="0041102D"/>
+  </w:style>
+  <w:style w:type="paragraph" w:styleId="Footer">
+    <w:name w:val="footer"/>
+    <w:basedOn w:val="Normal"/>
+    <w:link w:val="FooterChar"/>
+    <w:uiPriority w:val="99"/>
+    <w:unhideWhenUsed/>
+    <w:rsid w:val="0041102D"/>
+    <w:pPr>
+      <w:tabs>
+        <w:tab w:val="center" w:pos="4680"/>
+        <w:tab w:val="right" w:pos="9360"/>
+      </w:tabs>
+      <w:spacing w:after="0" w:line="240" w:lineRule="auto"/>
+    </w:pPr>
+  </w:style>
+  <w:style w:type="character" w:customStyle="1" w:styleId="FooterChar">
+    <w:name w:val="Footer Char"/>
+    <w:basedOn w:val="DefaultParagraphFont"/>
+    <w:link w:val="Footer"/>
+    <w:uiPriority w:val="99"/>
+    <w:rsid w:val="0041102D"/>
+  </w:style>
 </w:styles>
 </file>
 

--- a/Meeting_Notes.docx
+++ b/Meeting_Notes.docx
@@ -20,6 +20,19 @@
       <w:r>
         <w:t>Meeting Notes</w:t>
       </w:r>
+    </w:p>
+    <w:p>
+      <w:r>
+        <w:t xml:space="preserve">Recurring Zoom link: </w:t>
+      </w:r>
+      <w:hyperlink r:id="rId7" w:history="1">
+        <w:r>
+          <w:rPr>
+            <w:rStyle w:val="Hyperlink"/>
+          </w:rPr>
+          <w:t>https://boisestate.zoom.us/j/91231181676?pwd=8cXqBu5HUbbBUjNblFXTOxObSXWl20.1</w:t>
+        </w:r>
+      </w:hyperlink>
     </w:p>
     <w:p>
       <w:pPr>
@@ -213,11 +226,80 @@
         </w:numPr>
       </w:pPr>
       <w:r>
+        <w:lastRenderedPageBreak/>
         <w:t>Homework: read through section 3.3 on page 58; attempt exercises 22 and 23 of Chapter 3.</w:t>
       </w:r>
     </w:p>
+    <w:p>
+      <w:pPr>
+        <w:pStyle w:val="Heading3"/>
+      </w:pPr>
+      <w:r>
+        <w:t>Meeting 10/8/26</w:t>
+      </w:r>
+    </w:p>
+    <w:p>
+      <w:pPr>
+        <w:pStyle w:val="ListParagraph"/>
+        <w:numPr>
+          <w:ilvl w:val="0"/>
+          <w:numId w:val="7"/>
+        </w:numPr>
+      </w:pPr>
+      <w:r>
+        <w:t>Covered Hofmann sections 3.2 and 3.3.</w:t>
+      </w:r>
+    </w:p>
+    <w:p>
+      <w:pPr>
+        <w:pStyle w:val="ListParagraph"/>
+        <w:numPr>
+          <w:ilvl w:val="0"/>
+          <w:numId w:val="7"/>
+        </w:numPr>
+      </w:pPr>
+      <w:r>
+        <w:t>The transition from NFA to AFA is simple and of nearly identical size. The transition from AFA to NFA incurs an exponential blow-up, in general.</w:t>
+      </w:r>
+    </w:p>
+    <w:p>
+      <w:pPr>
+        <w:pStyle w:val="ListParagraph"/>
+        <w:numPr>
+          <w:ilvl w:val="0"/>
+          <w:numId w:val="7"/>
+        </w:numPr>
+      </w:pPr>
+      <w:r>
+        <w:t>The structure of AFA makes constructing complement automata easy. On the other hand, constructing automata which recognize the alphabet projection and concatenation requires a translation of the AFA to an NFA, incurring an exponential blow-up.</w:t>
+      </w:r>
+    </w:p>
+    <w:p>
+      <w:pPr>
+        <w:pStyle w:val="ListParagraph"/>
+        <w:numPr>
+          <w:ilvl w:val="0"/>
+          <w:numId w:val="7"/>
+        </w:numPr>
+      </w:pPr>
+      <w:r>
+        <w:t>Reviewed homework exercises 22 and 23.</w:t>
+      </w:r>
+    </w:p>
+    <w:p>
+      <w:pPr>
+        <w:pStyle w:val="ListParagraph"/>
+        <w:numPr>
+          <w:ilvl w:val="0"/>
+          <w:numId w:val="7"/>
+        </w:numPr>
+      </w:pPr>
+      <w:r>
+        <w:t>Homework: finish reading Chapter 3 and complete exercise 27 of Chapter 3.</w:t>
+      </w:r>
+    </w:p>
     <w:sectPr>
-      <w:headerReference w:type="default" r:id="rId7"/>
+      <w:headerReference w:type="default" r:id="rId8"/>
       <w:pgSz w:w="12240" w:h="15840"/>
       <w:pgMar w:top="1440" w:right="1440" w:bottom="1440" w:left="1440" w:header="720" w:footer="720" w:gutter="0"/>
       <w:cols w:space="720"/>
@@ -420,6 +502,232 @@
     </w:lvl>
   </w:abstractNum>
   <w:abstractNum w:abstractNumId="1" w15:restartNumberingAfterBreak="0">
+    <w:nsid w:val="20FC2711"/>
+    <w:multiLevelType w:val="hybridMultilevel"/>
+    <w:tmpl w:val="FA123754"/>
+    <w:lvl w:ilvl="0" w:tplc="04090001">
+      <w:start w:val="1"/>
+      <w:numFmt w:val="bullet"/>
+      <w:lvlText w:val=""/>
+      <w:lvlJc w:val="left"/>
+      <w:pPr>
+        <w:ind w:left="720" w:hanging="360"/>
+      </w:pPr>
+      <w:rPr>
+        <w:rFonts w:ascii="Symbol" w:hAnsi="Symbol" w:hint="default"/>
+      </w:rPr>
+    </w:lvl>
+    <w:lvl w:ilvl="1" w:tplc="04090003" w:tentative="1">
+      <w:start w:val="1"/>
+      <w:numFmt w:val="bullet"/>
+      <w:lvlText w:val="o"/>
+      <w:lvlJc w:val="left"/>
+      <w:pPr>
+        <w:ind w:left="1440" w:hanging="360"/>
+      </w:pPr>
+      <w:rPr>
+        <w:rFonts w:ascii="Courier New" w:hAnsi="Courier New" w:cs="Courier New" w:hint="default"/>
+      </w:rPr>
+    </w:lvl>
+    <w:lvl w:ilvl="2" w:tplc="04090005" w:tentative="1">
+      <w:start w:val="1"/>
+      <w:numFmt w:val="bullet"/>
+      <w:lvlText w:val=""/>
+      <w:lvlJc w:val="left"/>
+      <w:pPr>
+        <w:ind w:left="2160" w:hanging="360"/>
+      </w:pPr>
+      <w:rPr>
+        <w:rFonts w:ascii="Wingdings" w:hAnsi="Wingdings" w:hint="default"/>
+      </w:rPr>
+    </w:lvl>
+    <w:lvl w:ilvl="3" w:tplc="04090001" w:tentative="1">
+      <w:start w:val="1"/>
+      <w:numFmt w:val="bullet"/>
+      <w:lvlText w:val=""/>
+      <w:lvlJc w:val="left"/>
+      <w:pPr>
+        <w:ind w:left="2880" w:hanging="360"/>
+      </w:pPr>
+      <w:rPr>
+        <w:rFonts w:ascii="Symbol" w:hAnsi="Symbol" w:hint="default"/>
+      </w:rPr>
+    </w:lvl>
+    <w:lvl w:ilvl="4" w:tplc="04090003" w:tentative="1">
+      <w:start w:val="1"/>
+      <w:numFmt w:val="bullet"/>
+      <w:lvlText w:val="o"/>
+      <w:lvlJc w:val="left"/>
+      <w:pPr>
+        <w:ind w:left="3600" w:hanging="360"/>
+      </w:pPr>
+      <w:rPr>
+        <w:rFonts w:ascii="Courier New" w:hAnsi="Courier New" w:cs="Courier New" w:hint="default"/>
+      </w:rPr>
+    </w:lvl>
+    <w:lvl w:ilvl="5" w:tplc="04090005" w:tentative="1">
+      <w:start w:val="1"/>
+      <w:numFmt w:val="bullet"/>
+      <w:lvlText w:val=""/>
+      <w:lvlJc w:val="left"/>
+      <w:pPr>
+        <w:ind w:left="4320" w:hanging="360"/>
+      </w:pPr>
+      <w:rPr>
+        <w:rFonts w:ascii="Wingdings" w:hAnsi="Wingdings" w:hint="default"/>
+      </w:rPr>
+    </w:lvl>
+    <w:lvl w:ilvl="6" w:tplc="04090001" w:tentative="1">
+      <w:start w:val="1"/>
+      <w:numFmt w:val="bullet"/>
+      <w:lvlText w:val=""/>
+      <w:lvlJc w:val="left"/>
+      <w:pPr>
+        <w:ind w:left="5040" w:hanging="360"/>
+      </w:pPr>
+      <w:rPr>
+        <w:rFonts w:ascii="Symbol" w:hAnsi="Symbol" w:hint="default"/>
+      </w:rPr>
+    </w:lvl>
+    <w:lvl w:ilvl="7" w:tplc="04090003" w:tentative="1">
+      <w:start w:val="1"/>
+      <w:numFmt w:val="bullet"/>
+      <w:lvlText w:val="o"/>
+      <w:lvlJc w:val="left"/>
+      <w:pPr>
+        <w:ind w:left="5760" w:hanging="360"/>
+      </w:pPr>
+      <w:rPr>
+        <w:rFonts w:ascii="Courier New" w:hAnsi="Courier New" w:cs="Courier New" w:hint="default"/>
+      </w:rPr>
+    </w:lvl>
+    <w:lvl w:ilvl="8" w:tplc="04090005" w:tentative="1">
+      <w:start w:val="1"/>
+      <w:numFmt w:val="bullet"/>
+      <w:lvlText w:val=""/>
+      <w:lvlJc w:val="left"/>
+      <w:pPr>
+        <w:ind w:left="6480" w:hanging="360"/>
+      </w:pPr>
+      <w:rPr>
+        <w:rFonts w:ascii="Wingdings" w:hAnsi="Wingdings" w:hint="default"/>
+      </w:rPr>
+    </w:lvl>
+  </w:abstractNum>
+  <w:abstractNum w:abstractNumId="2" w15:restartNumberingAfterBreak="0">
+    <w:nsid w:val="319D0C6F"/>
+    <w:multiLevelType w:val="hybridMultilevel"/>
+    <w:tmpl w:val="7F486F14"/>
+    <w:lvl w:ilvl="0" w:tplc="04090001">
+      <w:start w:val="1"/>
+      <w:numFmt w:val="bullet"/>
+      <w:lvlText w:val=""/>
+      <w:lvlJc w:val="left"/>
+      <w:pPr>
+        <w:ind w:left="720" w:hanging="360"/>
+      </w:pPr>
+      <w:rPr>
+        <w:rFonts w:ascii="Symbol" w:hAnsi="Symbol" w:hint="default"/>
+      </w:rPr>
+    </w:lvl>
+    <w:lvl w:ilvl="1" w:tplc="04090003" w:tentative="1">
+      <w:start w:val="1"/>
+      <w:numFmt w:val="bullet"/>
+      <w:lvlText w:val="o"/>
+      <w:lvlJc w:val="left"/>
+      <w:pPr>
+        <w:ind w:left="1440" w:hanging="360"/>
+      </w:pPr>
+      <w:rPr>
+        <w:rFonts w:ascii="Courier New" w:hAnsi="Courier New" w:cs="Courier New" w:hint="default"/>
+      </w:rPr>
+    </w:lvl>
+    <w:lvl w:ilvl="2" w:tplc="04090005" w:tentative="1">
+      <w:start w:val="1"/>
+      <w:numFmt w:val="bullet"/>
+      <w:lvlText w:val=""/>
+      <w:lvlJc w:val="left"/>
+      <w:pPr>
+        <w:ind w:left="2160" w:hanging="360"/>
+      </w:pPr>
+      <w:rPr>
+        <w:rFonts w:ascii="Wingdings" w:hAnsi="Wingdings" w:hint="default"/>
+      </w:rPr>
+    </w:lvl>
+    <w:lvl w:ilvl="3" w:tplc="04090001" w:tentative="1">
+      <w:start w:val="1"/>
+      <w:numFmt w:val="bullet"/>
+      <w:lvlText w:val=""/>
+      <w:lvlJc w:val="left"/>
+      <w:pPr>
+        <w:ind w:left="2880" w:hanging="360"/>
+      </w:pPr>
+      <w:rPr>
+        <w:rFonts w:ascii="Symbol" w:hAnsi="Symbol" w:hint="default"/>
+      </w:rPr>
+    </w:lvl>
+    <w:lvl w:ilvl="4" w:tplc="04090003" w:tentative="1">
+      <w:start w:val="1"/>
+      <w:numFmt w:val="bullet"/>
+      <w:lvlText w:val="o"/>
+      <w:lvlJc w:val="left"/>
+      <w:pPr>
+        <w:ind w:left="3600" w:hanging="360"/>
+      </w:pPr>
+      <w:rPr>
+        <w:rFonts w:ascii="Courier New" w:hAnsi="Courier New" w:cs="Courier New" w:hint="default"/>
+      </w:rPr>
+    </w:lvl>
+    <w:lvl w:ilvl="5" w:tplc="04090005" w:tentative="1">
+      <w:start w:val="1"/>
+      <w:numFmt w:val="bullet"/>
+      <w:lvlText w:val=""/>
+      <w:lvlJc w:val="left"/>
+      <w:pPr>
+        <w:ind w:left="4320" w:hanging="360"/>
+      </w:pPr>
+      <w:rPr>
+        <w:rFonts w:ascii="Wingdings" w:hAnsi="Wingdings" w:hint="default"/>
+      </w:rPr>
+    </w:lvl>
+    <w:lvl w:ilvl="6" w:tplc="04090001" w:tentative="1">
+      <w:start w:val="1"/>
+      <w:numFmt w:val="bullet"/>
+      <w:lvlText w:val=""/>
+      <w:lvlJc w:val="left"/>
+      <w:pPr>
+        <w:ind w:left="5040" w:hanging="360"/>
+      </w:pPr>
+      <w:rPr>
+        <w:rFonts w:ascii="Symbol" w:hAnsi="Symbol" w:hint="default"/>
+      </w:rPr>
+    </w:lvl>
+    <w:lvl w:ilvl="7" w:tplc="04090003" w:tentative="1">
+      <w:start w:val="1"/>
+      <w:numFmt w:val="bullet"/>
+      <w:lvlText w:val="o"/>
+      <w:lvlJc w:val="left"/>
+      <w:pPr>
+        <w:ind w:left="5760" w:hanging="360"/>
+      </w:pPr>
+      <w:rPr>
+        <w:rFonts w:ascii="Courier New" w:hAnsi="Courier New" w:cs="Courier New" w:hint="default"/>
+      </w:rPr>
+    </w:lvl>
+    <w:lvl w:ilvl="8" w:tplc="04090005" w:tentative="1">
+      <w:start w:val="1"/>
+      <w:numFmt w:val="bullet"/>
+      <w:lvlText w:val=""/>
+      <w:lvlJc w:val="left"/>
+      <w:pPr>
+        <w:ind w:left="6480" w:hanging="360"/>
+      </w:pPr>
+      <w:rPr>
+        <w:rFonts w:ascii="Wingdings" w:hAnsi="Wingdings" w:hint="default"/>
+      </w:rPr>
+    </w:lvl>
+  </w:abstractNum>
+  <w:abstractNum w:abstractNumId="3" w15:restartNumberingAfterBreak="0">
     <w:nsid w:val="483723BA"/>
     <w:multiLevelType w:val="hybridMultilevel"/>
     <w:tmpl w:val="90C418F6"/>
@@ -532,7 +840,120 @@
       </w:rPr>
     </w:lvl>
   </w:abstractNum>
-  <w:abstractNum w:abstractNumId="2" w15:restartNumberingAfterBreak="0">
+  <w:abstractNum w:abstractNumId="4" w15:restartNumberingAfterBreak="0">
+    <w:nsid w:val="5BE64A80"/>
+    <w:multiLevelType w:val="hybridMultilevel"/>
+    <w:tmpl w:val="8EDE69FE"/>
+    <w:lvl w:ilvl="0" w:tplc="04090001">
+      <w:start w:val="1"/>
+      <w:numFmt w:val="bullet"/>
+      <w:lvlText w:val=""/>
+      <w:lvlJc w:val="left"/>
+      <w:pPr>
+        <w:ind w:left="720" w:hanging="360"/>
+      </w:pPr>
+      <w:rPr>
+        <w:rFonts w:ascii="Symbol" w:hAnsi="Symbol" w:hint="default"/>
+      </w:rPr>
+    </w:lvl>
+    <w:lvl w:ilvl="1" w:tplc="04090003" w:tentative="1">
+      <w:start w:val="1"/>
+      <w:numFmt w:val="bullet"/>
+      <w:lvlText w:val="o"/>
+      <w:lvlJc w:val="left"/>
+      <w:pPr>
+        <w:ind w:left="1440" w:hanging="360"/>
+      </w:pPr>
+      <w:rPr>
+        <w:rFonts w:ascii="Courier New" w:hAnsi="Courier New" w:cs="Courier New" w:hint="default"/>
+      </w:rPr>
+    </w:lvl>
+    <w:lvl w:ilvl="2" w:tplc="04090005" w:tentative="1">
+      <w:start w:val="1"/>
+      <w:numFmt w:val="bullet"/>
+      <w:lvlText w:val=""/>
+      <w:lvlJc w:val="left"/>
+      <w:pPr>
+        <w:ind w:left="2160" w:hanging="360"/>
+      </w:pPr>
+      <w:rPr>
+        <w:rFonts w:ascii="Wingdings" w:hAnsi="Wingdings" w:hint="default"/>
+      </w:rPr>
+    </w:lvl>
+    <w:lvl w:ilvl="3" w:tplc="04090001" w:tentative="1">
+      <w:start w:val="1"/>
+      <w:numFmt w:val="bullet"/>
+      <w:lvlText w:val=""/>
+      <w:lvlJc w:val="left"/>
+      <w:pPr>
+        <w:ind w:left="2880" w:hanging="360"/>
+      </w:pPr>
+      <w:rPr>
+        <w:rFonts w:ascii="Symbol" w:hAnsi="Symbol" w:hint="default"/>
+      </w:rPr>
+    </w:lvl>
+    <w:lvl w:ilvl="4" w:tplc="04090003" w:tentative="1">
+      <w:start w:val="1"/>
+      <w:numFmt w:val="bullet"/>
+      <w:lvlText w:val="o"/>
+      <w:lvlJc w:val="left"/>
+      <w:pPr>
+        <w:ind w:left="3600" w:hanging="360"/>
+      </w:pPr>
+      <w:rPr>
+        <w:rFonts w:ascii="Courier New" w:hAnsi="Courier New" w:cs="Courier New" w:hint="default"/>
+      </w:rPr>
+    </w:lvl>
+    <w:lvl w:ilvl="5" w:tplc="04090005" w:tentative="1">
+      <w:start w:val="1"/>
+      <w:numFmt w:val="bullet"/>
+      <w:lvlText w:val=""/>
+      <w:lvlJc w:val="left"/>
+      <w:pPr>
+        <w:ind w:left="4320" w:hanging="360"/>
+      </w:pPr>
+      <w:rPr>
+        <w:rFonts w:ascii="Wingdings" w:hAnsi="Wingdings" w:hint="default"/>
+      </w:rPr>
+    </w:lvl>
+    <w:lvl w:ilvl="6" w:tplc="04090001" w:tentative="1">
+      <w:start w:val="1"/>
+      <w:numFmt w:val="bullet"/>
+      <w:lvlText w:val=""/>
+      <w:lvlJc w:val="left"/>
+      <w:pPr>
+        <w:ind w:left="5040" w:hanging="360"/>
+      </w:pPr>
+      <w:rPr>
+        <w:rFonts w:ascii="Symbol" w:hAnsi="Symbol" w:hint="default"/>
+      </w:rPr>
+    </w:lvl>
+    <w:lvl w:ilvl="7" w:tplc="04090003" w:tentative="1">
+      <w:start w:val="1"/>
+      <w:numFmt w:val="bullet"/>
+      <w:lvlText w:val="o"/>
+      <w:lvlJc w:val="left"/>
+      <w:pPr>
+        <w:ind w:left="5760" w:hanging="360"/>
+      </w:pPr>
+      <w:rPr>
+        <w:rFonts w:ascii="Courier New" w:hAnsi="Courier New" w:cs="Courier New" w:hint="default"/>
+      </w:rPr>
+    </w:lvl>
+    <w:lvl w:ilvl="8" w:tplc="04090005" w:tentative="1">
+      <w:start w:val="1"/>
+      <w:numFmt w:val="bullet"/>
+      <w:lvlText w:val=""/>
+      <w:lvlJc w:val="left"/>
+      <w:pPr>
+        <w:ind w:left="6480" w:hanging="360"/>
+      </w:pPr>
+      <w:rPr>
+        <w:rFonts w:ascii="Wingdings" w:hAnsi="Wingdings" w:hint="default"/>
+      </w:rPr>
+    </w:lvl>
+  </w:abstractNum>
+  <w:abstractNum w:abstractNumId="5" w15:restartNumberingAfterBreak="0">
     <w:nsid w:val="5EB877B1"/>
     <w:multiLevelType w:val="hybridMultilevel"/>
     <w:tmpl w:val="0400C8A0"/>
@@ -645,7 +1066,7 @@
       </w:rPr>
     </w:lvl>
   </w:abstractNum>
-  <w:abstractNum w:abstractNumId="3" w15:restartNumberingAfterBreak="0">
+  <w:abstractNum w:abstractNumId="6" w15:restartNumberingAfterBreak="0">
     <w:nsid w:val="70314D26"/>
     <w:multiLevelType w:val="hybridMultilevel"/>
     <w:tmpl w:val="D1367BB4"/>
@@ -762,13 +1183,22 @@
     <w:abstractNumId w:val="0"/>
   </w:num>
   <w:num w:numId="2" w16cid:durableId="1070344442">
+    <w:abstractNumId w:val="3"/>
+  </w:num>
+  <w:num w:numId="3" w16cid:durableId="373385906">
+    <w:abstractNumId w:val="6"/>
+  </w:num>
+  <w:num w:numId="4" w16cid:durableId="1569026291">
+    <w:abstractNumId w:val="5"/>
+  </w:num>
+  <w:num w:numId="5" w16cid:durableId="258833413">
+    <w:abstractNumId w:val="2"/>
+  </w:num>
+  <w:num w:numId="6" w16cid:durableId="1130636634">
     <w:abstractNumId w:val="1"/>
   </w:num>
-  <w:num w:numId="3" w16cid:durableId="373385906">
-    <w:abstractNumId w:val="3"/>
-  </w:num>
-  <w:num w:numId="4" w16cid:durableId="1569026291">
-    <w:abstractNumId w:val="2"/>
+  <w:num w:numId="7" w16cid:durableId="1467775266">
+    <w:abstractNumId w:val="4"/>
   </w:num>
 </w:numbering>
 </file>
@@ -1746,6 +2176,29 @@
     <w:uiPriority w:val="99"/>
     <w:rsid w:val="0041102D"/>
   </w:style>
+  <w:style w:type="character" w:styleId="Hyperlink">
+    <w:name w:val="Hyperlink"/>
+    <w:basedOn w:val="DefaultParagraphFont"/>
+    <w:uiPriority w:val="99"/>
+    <w:unhideWhenUsed/>
+    <w:rsid w:val="009A174C"/>
+    <w:rPr>
+      <w:color w:val="467886" w:themeColor="hyperlink"/>
+      <w:u w:val="single"/>
+    </w:rPr>
+  </w:style>
+  <w:style w:type="character" w:styleId="UnresolvedMention">
+    <w:name w:val="Unresolved Mention"/>
+    <w:basedOn w:val="DefaultParagraphFont"/>
+    <w:uiPriority w:val="99"/>
+    <w:semiHidden/>
+    <w:unhideWhenUsed/>
+    <w:rsid w:val="009A174C"/>
+    <w:rPr>
+      <w:color w:val="605E5C"/>
+      <w:shd w:val="clear" w:color="auto" w:fill="E1DFDD"/>
+    </w:rPr>
+  </w:style>
 </w:styles>
 </file>
 

--- a/Meeting_Notes.docx
+++ b/Meeting_Notes.docx
@@ -170,7 +170,15 @@
         </w:numPr>
       </w:pPr>
       <w:r>
-        <w:t>Homework: read a bit into Chapter 3, or complete a couple more exercises from Chapter 2.</w:t>
+        <w:t xml:space="preserve">Homework: read a bit into Chapter </w:t>
+      </w:r>
+      <w:proofErr w:type="gramStart"/>
+      <w:r>
+        <w:t>3, or</w:t>
+      </w:r>
+      <w:proofErr w:type="gramEnd"/>
+      <w:r>
+        <w:t xml:space="preserve"> complete a couple more exercises from Chapter 2.</w:t>
       </w:r>
     </w:p>
     <w:p>
@@ -202,7 +210,15 @@
         </w:numPr>
       </w:pPr>
       <w:r>
-        <w:t>Explained the connection between MSO, WS1S, and PA. Specifically, MSO and WS1S are decidable and equi-satisfiable, and PA formulae can be translated into WS1S formulae, which are decidable via NFA. Therefore, PA is decidable.</w:t>
+        <w:t xml:space="preserve">Explained the connection between MSO, WS1S, and PA. Specifically, MSO and WS1S are decidable and </w:t>
+      </w:r>
+      <w:proofErr w:type="spellStart"/>
+      <w:r>
+        <w:t>equi</w:t>
+      </w:r>
+      <w:proofErr w:type="spellEnd"/>
+      <w:r>
+        <w:t>-satisfiable, and PA formulae can be translated into WS1S formulae, which are decidable via NFA. Therefore, PA is decidable.</w:t>
       </w:r>
     </w:p>
     <w:p>
@@ -235,7 +251,7 @@
         <w:pStyle w:val="Heading3"/>
       </w:pPr>
       <w:r>
-        <w:t>Meeting 10/8/26</w:t>
+        <w:t>10/8/26</w:t>
       </w:r>
     </w:p>
     <w:p>
@@ -271,7 +287,15 @@
         </w:numPr>
       </w:pPr>
       <w:r>
-        <w:t>The structure of AFA makes constructing complement automata easy. On the other hand, constructing automata which recognize the alphabet projection and concatenation requires a translation of the AFA to an NFA, incurring an exponential blow-up.</w:t>
+        <w:t xml:space="preserve">The structure of AFA makes constructing complement automata easy. On the other hand, constructing automata which </w:t>
+      </w:r>
+      <w:proofErr w:type="gramStart"/>
+      <w:r>
+        <w:t>recognize</w:t>
+      </w:r>
+      <w:proofErr w:type="gramEnd"/>
+      <w:r>
+        <w:t xml:space="preserve"> the alphabet projection and concatenation requires a translation of the AFA to an NFA, incurring an exponential blow-up.</w:t>
       </w:r>
     </w:p>
     <w:p>
@@ -296,6 +320,58 @@
       </w:pPr>
       <w:r>
         <w:t>Homework: finish reading Chapter 3 and complete exercise 27 of Chapter 3.</w:t>
+      </w:r>
+    </w:p>
+    <w:p>
+      <w:pPr>
+        <w:pStyle w:val="Heading3"/>
+      </w:pPr>
+      <w:r>
+        <w:t>10/15/26</w:t>
+      </w:r>
+    </w:p>
+    <w:p>
+      <w:pPr>
+        <w:pStyle w:val="ListParagraph"/>
+        <w:numPr>
+          <w:ilvl w:val="0"/>
+          <w:numId w:val="8"/>
+        </w:numPr>
+      </w:pPr>
+      <w:r>
+        <w:t xml:space="preserve">No meeting this week, as Dr. Sherman is traveling. </w:t>
+      </w:r>
+    </w:p>
+    <w:p>
+      <w:pPr>
+        <w:pStyle w:val="ListParagraph"/>
+        <w:numPr>
+          <w:ilvl w:val="0"/>
+          <w:numId w:val="8"/>
+        </w:numPr>
+      </w:pPr>
+      <w:r>
+        <w:t xml:space="preserve">Read through the end of Chapter </w:t>
+      </w:r>
+      <w:proofErr w:type="gramStart"/>
+      <w:r>
+        <w:t>3, and</w:t>
+      </w:r>
+      <w:proofErr w:type="gramEnd"/>
+      <w:r>
+        <w:t xml:space="preserve"> completed exercise 27(a)(b).</w:t>
+      </w:r>
+    </w:p>
+    <w:p>
+      <w:pPr>
+        <w:pStyle w:val="ListParagraph"/>
+        <w:numPr>
+          <w:ilvl w:val="0"/>
+          <w:numId w:val="8"/>
+        </w:numPr>
+      </w:pPr>
+      <w:r>
+        <w:t>Sent update email to Dr. Sherman with takeaways from this week, and suggested objectives for next week.</w:t>
       </w:r>
     </w:p>
     <w:sectPr>
@@ -841,6 +917,119 @@
     </w:lvl>
   </w:abstractNum>
   <w:abstractNum w:abstractNumId="4" w15:restartNumberingAfterBreak="0">
+    <w:nsid w:val="58F5054E"/>
+    <w:multiLevelType w:val="hybridMultilevel"/>
+    <w:tmpl w:val="51C0C160"/>
+    <w:lvl w:ilvl="0" w:tplc="04090001">
+      <w:start w:val="1"/>
+      <w:numFmt w:val="bullet"/>
+      <w:lvlText w:val=""/>
+      <w:lvlJc w:val="left"/>
+      <w:pPr>
+        <w:ind w:left="720" w:hanging="360"/>
+      </w:pPr>
+      <w:rPr>
+        <w:rFonts w:ascii="Symbol" w:hAnsi="Symbol" w:hint="default"/>
+      </w:rPr>
+    </w:lvl>
+    <w:lvl w:ilvl="1" w:tplc="04090003" w:tentative="1">
+      <w:start w:val="1"/>
+      <w:numFmt w:val="bullet"/>
+      <w:lvlText w:val="o"/>
+      <w:lvlJc w:val="left"/>
+      <w:pPr>
+        <w:ind w:left="1440" w:hanging="360"/>
+      </w:pPr>
+      <w:rPr>
+        <w:rFonts w:ascii="Courier New" w:hAnsi="Courier New" w:cs="Courier New" w:hint="default"/>
+      </w:rPr>
+    </w:lvl>
+    <w:lvl w:ilvl="2" w:tplc="04090005" w:tentative="1">
+      <w:start w:val="1"/>
+      <w:numFmt w:val="bullet"/>
+      <w:lvlText w:val=""/>
+      <w:lvlJc w:val="left"/>
+      <w:pPr>
+        <w:ind w:left="2160" w:hanging="360"/>
+      </w:pPr>
+      <w:rPr>
+        <w:rFonts w:ascii="Wingdings" w:hAnsi="Wingdings" w:hint="default"/>
+      </w:rPr>
+    </w:lvl>
+    <w:lvl w:ilvl="3" w:tplc="04090001" w:tentative="1">
+      <w:start w:val="1"/>
+      <w:numFmt w:val="bullet"/>
+      <w:lvlText w:val=""/>
+      <w:lvlJc w:val="left"/>
+      <w:pPr>
+        <w:ind w:left="2880" w:hanging="360"/>
+      </w:pPr>
+      <w:rPr>
+        <w:rFonts w:ascii="Symbol" w:hAnsi="Symbol" w:hint="default"/>
+      </w:rPr>
+    </w:lvl>
+    <w:lvl w:ilvl="4" w:tplc="04090003" w:tentative="1">
+      <w:start w:val="1"/>
+      <w:numFmt w:val="bullet"/>
+      <w:lvlText w:val="o"/>
+      <w:lvlJc w:val="left"/>
+      <w:pPr>
+        <w:ind w:left="3600" w:hanging="360"/>
+      </w:pPr>
+      <w:rPr>
+        <w:rFonts w:ascii="Courier New" w:hAnsi="Courier New" w:cs="Courier New" w:hint="default"/>
+      </w:rPr>
+    </w:lvl>
+    <w:lvl w:ilvl="5" w:tplc="04090005" w:tentative="1">
+      <w:start w:val="1"/>
+      <w:numFmt w:val="bullet"/>
+      <w:lvlText w:val=""/>
+      <w:lvlJc w:val="left"/>
+      <w:pPr>
+        <w:ind w:left="4320" w:hanging="360"/>
+      </w:pPr>
+      <w:rPr>
+        <w:rFonts w:ascii="Wingdings" w:hAnsi="Wingdings" w:hint="default"/>
+      </w:rPr>
+    </w:lvl>
+    <w:lvl w:ilvl="6" w:tplc="04090001" w:tentative="1">
+      <w:start w:val="1"/>
+      <w:numFmt w:val="bullet"/>
+      <w:lvlText w:val=""/>
+      <w:lvlJc w:val="left"/>
+      <w:pPr>
+        <w:ind w:left="5040" w:hanging="360"/>
+      </w:pPr>
+      <w:rPr>
+        <w:rFonts w:ascii="Symbol" w:hAnsi="Symbol" w:hint="default"/>
+      </w:rPr>
+    </w:lvl>
+    <w:lvl w:ilvl="7" w:tplc="04090003" w:tentative="1">
+      <w:start w:val="1"/>
+      <w:numFmt w:val="bullet"/>
+      <w:lvlText w:val="o"/>
+      <w:lvlJc w:val="left"/>
+      <w:pPr>
+        <w:ind w:left="5760" w:hanging="360"/>
+      </w:pPr>
+      <w:rPr>
+        <w:rFonts w:ascii="Courier New" w:hAnsi="Courier New" w:cs="Courier New" w:hint="default"/>
+      </w:rPr>
+    </w:lvl>
+    <w:lvl w:ilvl="8" w:tplc="04090005" w:tentative="1">
+      <w:start w:val="1"/>
+      <w:numFmt w:val="bullet"/>
+      <w:lvlText w:val=""/>
+      <w:lvlJc w:val="left"/>
+      <w:pPr>
+        <w:ind w:left="6480" w:hanging="360"/>
+      </w:pPr>
+      <w:rPr>
+        <w:rFonts w:ascii="Wingdings" w:hAnsi="Wingdings" w:hint="default"/>
+      </w:rPr>
+    </w:lvl>
+  </w:abstractNum>
+  <w:abstractNum w:abstractNumId="5" w15:restartNumberingAfterBreak="0">
     <w:nsid w:val="5BE64A80"/>
     <w:multiLevelType w:val="hybridMultilevel"/>
     <w:tmpl w:val="8EDE69FE"/>
@@ -953,7 +1142,7 @@
       </w:rPr>
     </w:lvl>
   </w:abstractNum>
-  <w:abstractNum w:abstractNumId="5" w15:restartNumberingAfterBreak="0">
+  <w:abstractNum w:abstractNumId="6" w15:restartNumberingAfterBreak="0">
     <w:nsid w:val="5EB877B1"/>
     <w:multiLevelType w:val="hybridMultilevel"/>
     <w:tmpl w:val="0400C8A0"/>
@@ -1066,7 +1255,7 @@
       </w:rPr>
     </w:lvl>
   </w:abstractNum>
-  <w:abstractNum w:abstractNumId="6" w15:restartNumberingAfterBreak="0">
+  <w:abstractNum w:abstractNumId="7" w15:restartNumberingAfterBreak="0">
     <w:nsid w:val="70314D26"/>
     <w:multiLevelType w:val="hybridMultilevel"/>
     <w:tmpl w:val="D1367BB4"/>
@@ -1186,10 +1375,10 @@
     <w:abstractNumId w:val="3"/>
   </w:num>
   <w:num w:numId="3" w16cid:durableId="373385906">
-    <w:abstractNumId w:val="6"/>
+    <w:abstractNumId w:val="7"/>
   </w:num>
   <w:num w:numId="4" w16cid:durableId="1569026291">
-    <w:abstractNumId w:val="5"/>
+    <w:abstractNumId w:val="6"/>
   </w:num>
   <w:num w:numId="5" w16cid:durableId="258833413">
     <w:abstractNumId w:val="2"/>
@@ -1198,6 +1387,9 @@
     <w:abstractNumId w:val="1"/>
   </w:num>
   <w:num w:numId="7" w16cid:durableId="1467775266">
+    <w:abstractNumId w:val="5"/>
+  </w:num>
+  <w:num w:numId="8" w16cid:durableId="1108045766">
     <w:abstractNumId w:val="4"/>
   </w:num>
 </w:numbering>

--- a/Meeting_Notes.docx
+++ b/Meeting_Notes.docx
@@ -170,15 +170,7 @@
         </w:numPr>
       </w:pPr>
       <w:r>
-        <w:t xml:space="preserve">Homework: read a bit into Chapter </w:t>
-      </w:r>
-      <w:proofErr w:type="gramStart"/>
-      <w:r>
-        <w:t>3, or</w:t>
-      </w:r>
-      <w:proofErr w:type="gramEnd"/>
-      <w:r>
-        <w:t xml:space="preserve"> complete a couple more exercises from Chapter 2.</w:t>
+        <w:t>Homework: read a bit into Chapter 3, or complete a couple more exercises from Chapter 2.</w:t>
       </w:r>
     </w:p>
     <w:p>
@@ -210,15 +202,7 @@
         </w:numPr>
       </w:pPr>
       <w:r>
-        <w:t xml:space="preserve">Explained the connection between MSO, WS1S, and PA. Specifically, MSO and WS1S are decidable and </w:t>
-      </w:r>
-      <w:proofErr w:type="spellStart"/>
-      <w:r>
-        <w:t>equi</w:t>
-      </w:r>
-      <w:proofErr w:type="spellEnd"/>
-      <w:r>
-        <w:t>-satisfiable, and PA formulae can be translated into WS1S formulae, which are decidable via NFA. Therefore, PA is decidable.</w:t>
+        <w:t>Explained the connection between MSO, WS1S, and PA. Specifically, MSO and WS1S are decidable and equi-satisfiable, and PA formulae can be translated into WS1S formulae, which are decidable via NFA. Therefore, PA is decidable.</w:t>
       </w:r>
     </w:p>
     <w:p>
@@ -287,15 +271,7 @@
         </w:numPr>
       </w:pPr>
       <w:r>
-        <w:t xml:space="preserve">The structure of AFA makes constructing complement automata easy. On the other hand, constructing automata which </w:t>
-      </w:r>
-      <w:proofErr w:type="gramStart"/>
-      <w:r>
-        <w:t>recognize</w:t>
-      </w:r>
-      <w:proofErr w:type="gramEnd"/>
-      <w:r>
-        <w:t xml:space="preserve"> the alphabet projection and concatenation requires a translation of the AFA to an NFA, incurring an exponential blow-up.</w:t>
+        <w:t>The structure of AFA makes constructing complement automata easy. On the other hand, constructing automata which recognize the alphabet projection and concatenation requires a translation of the AFA to an NFA, incurring an exponential blow-up.</w:t>
       </w:r>
     </w:p>
     <w:p>
@@ -351,15 +327,7 @@
         </w:numPr>
       </w:pPr>
       <w:r>
-        <w:t xml:space="preserve">Read through the end of Chapter </w:t>
-      </w:r>
-      <w:proofErr w:type="gramStart"/>
-      <w:r>
-        <w:t>3, and</w:t>
-      </w:r>
-      <w:proofErr w:type="gramEnd"/>
-      <w:r>
-        <w:t xml:space="preserve"> completed exercise 27(a)(b).</w:t>
+        <w:t>Read through the end of Chapter 3, and completed exercise 27(a)(b).</w:t>
       </w:r>
     </w:p>
     <w:p>
@@ -372,6 +340,92 @@
       </w:pPr>
       <w:r>
         <w:t>Sent update email to Dr. Sherman with takeaways from this week, and suggested objectives for next week.</w:t>
+      </w:r>
+    </w:p>
+    <w:p>
+      <w:pPr>
+        <w:pStyle w:val="Heading3"/>
+      </w:pPr>
+      <w:r>
+        <w:t>10/</w:t>
+      </w:r>
+      <w:r>
+        <w:t>22</w:t>
+      </w:r>
+      <w:r>
+        <w:t>/26</w:t>
+      </w:r>
+    </w:p>
+    <w:p>
+      <w:pPr>
+        <w:pStyle w:val="ListParagraph"/>
+        <w:numPr>
+          <w:ilvl w:val="0"/>
+          <w:numId w:val="9"/>
+        </w:numPr>
+      </w:pPr>
+      <w:r>
+        <w:t>Discussed Hofmann section 4.1 and 4.2 up to page 73.</w:t>
+      </w:r>
+    </w:p>
+    <w:p>
+      <w:pPr>
+        <w:pStyle w:val="ListParagraph"/>
+        <w:numPr>
+          <w:ilvl w:val="0"/>
+          <w:numId w:val="9"/>
+        </w:numPr>
+      </w:pPr>
+      <w:r>
+        <w:t>Introduced formal definition of first-order logic (FO) as a fragment of MSO.</w:t>
+      </w:r>
+    </w:p>
+    <w:p>
+      <w:pPr>
+        <w:pStyle w:val="ListParagraph"/>
+        <w:numPr>
+          <w:ilvl w:val="0"/>
+          <w:numId w:val="9"/>
+        </w:numPr>
+      </w:pPr>
+      <w:r>
+        <w:t>Working toward a proof that FO is strictly less expressive than MSO.</w:t>
+      </w:r>
+    </w:p>
+    <w:p>
+      <w:pPr>
+        <w:pStyle w:val="ListParagraph"/>
+        <w:numPr>
+          <w:ilvl w:val="0"/>
+          <w:numId w:val="9"/>
+        </w:numPr>
+      </w:pPr>
+      <w:r>
+        <w:t>Introduced Ehrenfeucht-Fra</w:t>
+      </w:r>
+      <w:r>
+        <w:t>ï</w:t>
+      </w:r>
+      <w:r>
+        <w:t>ss</w:t>
+      </w:r>
+      <w:r>
+        <w:t>é</w:t>
+      </w:r>
+      <w:r>
+        <w:t xml:space="preserve"> (EF) games as a first step in this direction.</w:t>
+      </w:r>
+    </w:p>
+    <w:p>
+      <w:pPr>
+        <w:pStyle w:val="ListParagraph"/>
+        <w:numPr>
+          <w:ilvl w:val="0"/>
+          <w:numId w:val="9"/>
+        </w:numPr>
+      </w:pPr>
+      <w:r>
+        <w:t>Next time: finish section 4.2, and read through 4.4 on page 80.</w:t>
       </w:r>
     </w:p>
     <w:sectPr>
@@ -1368,6 +1422,119 @@
       </w:rPr>
     </w:lvl>
   </w:abstractNum>
+  <w:abstractNum w:abstractNumId="8" w15:restartNumberingAfterBreak="0">
+    <w:nsid w:val="72B84B86"/>
+    <w:multiLevelType w:val="hybridMultilevel"/>
+    <w:tmpl w:val="11543090"/>
+    <w:lvl w:ilvl="0" w:tplc="04090001">
+      <w:start w:val="1"/>
+      <w:numFmt w:val="bullet"/>
+      <w:lvlText w:val=""/>
+      <w:lvlJc w:val="left"/>
+      <w:pPr>
+        <w:ind w:left="720" w:hanging="360"/>
+      </w:pPr>
+      <w:rPr>
+        <w:rFonts w:ascii="Symbol" w:hAnsi="Symbol" w:hint="default"/>
+      </w:rPr>
+    </w:lvl>
+    <w:lvl w:ilvl="1" w:tplc="04090003" w:tentative="1">
+      <w:start w:val="1"/>
+      <w:numFmt w:val="bullet"/>
+      <w:lvlText w:val="o"/>
+      <w:lvlJc w:val="left"/>
+      <w:pPr>
+        <w:ind w:left="1440" w:hanging="360"/>
+      </w:pPr>
+      <w:rPr>
+        <w:rFonts w:ascii="Courier New" w:hAnsi="Courier New" w:cs="Courier New" w:hint="default"/>
+      </w:rPr>
+    </w:lvl>
+    <w:lvl w:ilvl="2" w:tplc="04090005" w:tentative="1">
+      <w:start w:val="1"/>
+      <w:numFmt w:val="bullet"/>
+      <w:lvlText w:val=""/>
+      <w:lvlJc w:val="left"/>
+      <w:pPr>
+        <w:ind w:left="2160" w:hanging="360"/>
+      </w:pPr>
+      <w:rPr>
+        <w:rFonts w:ascii="Wingdings" w:hAnsi="Wingdings" w:hint="default"/>
+      </w:rPr>
+    </w:lvl>
+    <w:lvl w:ilvl="3" w:tplc="04090001" w:tentative="1">
+      <w:start w:val="1"/>
+      <w:numFmt w:val="bullet"/>
+      <w:lvlText w:val=""/>
+      <w:lvlJc w:val="left"/>
+      <w:pPr>
+        <w:ind w:left="2880" w:hanging="360"/>
+      </w:pPr>
+      <w:rPr>
+        <w:rFonts w:ascii="Symbol" w:hAnsi="Symbol" w:hint="default"/>
+      </w:rPr>
+    </w:lvl>
+    <w:lvl w:ilvl="4" w:tplc="04090003" w:tentative="1">
+      <w:start w:val="1"/>
+      <w:numFmt w:val="bullet"/>
+      <w:lvlText w:val="o"/>
+      <w:lvlJc w:val="left"/>
+      <w:pPr>
+        <w:ind w:left="3600" w:hanging="360"/>
+      </w:pPr>
+      <w:rPr>
+        <w:rFonts w:ascii="Courier New" w:hAnsi="Courier New" w:cs="Courier New" w:hint="default"/>
+      </w:rPr>
+    </w:lvl>
+    <w:lvl w:ilvl="5" w:tplc="04090005" w:tentative="1">
+      <w:start w:val="1"/>
+      <w:numFmt w:val="bullet"/>
+      <w:lvlText w:val=""/>
+      <w:lvlJc w:val="left"/>
+      <w:pPr>
+        <w:ind w:left="4320" w:hanging="360"/>
+      </w:pPr>
+      <w:rPr>
+        <w:rFonts w:ascii="Wingdings" w:hAnsi="Wingdings" w:hint="default"/>
+      </w:rPr>
+    </w:lvl>
+    <w:lvl w:ilvl="6" w:tplc="04090001" w:tentative="1">
+      <w:start w:val="1"/>
+      <w:numFmt w:val="bullet"/>
+      <w:lvlText w:val=""/>
+      <w:lvlJc w:val="left"/>
+      <w:pPr>
+        <w:ind w:left="5040" w:hanging="360"/>
+      </w:pPr>
+      <w:rPr>
+        <w:rFonts w:ascii="Symbol" w:hAnsi="Symbol" w:hint="default"/>
+      </w:rPr>
+    </w:lvl>
+    <w:lvl w:ilvl="7" w:tplc="04090003" w:tentative="1">
+      <w:start w:val="1"/>
+      <w:numFmt w:val="bullet"/>
+      <w:lvlText w:val="o"/>
+      <w:lvlJc w:val="left"/>
+      <w:pPr>
+        <w:ind w:left="5760" w:hanging="360"/>
+      </w:pPr>
+      <w:rPr>
+        <w:rFonts w:ascii="Courier New" w:hAnsi="Courier New" w:cs="Courier New" w:hint="default"/>
+      </w:rPr>
+    </w:lvl>
+    <w:lvl w:ilvl="8" w:tplc="04090005" w:tentative="1">
+      <w:start w:val="1"/>
+      <w:numFmt w:val="bullet"/>
+      <w:lvlText w:val=""/>
+      <w:lvlJc w:val="left"/>
+      <w:pPr>
+        <w:ind w:left="6480" w:hanging="360"/>
+      </w:pPr>
+      <w:rPr>
+        <w:rFonts w:ascii="Wingdings" w:hAnsi="Wingdings" w:hint="default"/>
+      </w:rPr>
+    </w:lvl>
+  </w:abstractNum>
   <w:num w:numId="1" w16cid:durableId="299727673">
     <w:abstractNumId w:val="0"/>
   </w:num>
@@ -1391,6 +1558,9 @@
   </w:num>
   <w:num w:numId="8" w16cid:durableId="1108045766">
     <w:abstractNumId w:val="4"/>
+  </w:num>
+  <w:num w:numId="9" w16cid:durableId="126508868">
+    <w:abstractNumId w:val="8"/>
   </w:num>
 </w:numbering>
 </file>

--- a/Meeting_Notes.docx
+++ b/Meeting_Notes.docx
@@ -170,7 +170,15 @@
         </w:numPr>
       </w:pPr>
       <w:r>
-        <w:t>Homework: read a bit into Chapter 3, or complete a couple more exercises from Chapter 2.</w:t>
+        <w:t xml:space="preserve">Homework: read a bit into Chapter </w:t>
+      </w:r>
+      <w:proofErr w:type="gramStart"/>
+      <w:r>
+        <w:t>3, or</w:t>
+      </w:r>
+      <w:proofErr w:type="gramEnd"/>
+      <w:r>
+        <w:t xml:space="preserve"> complete a couple more exercises from Chapter 2.</w:t>
       </w:r>
     </w:p>
     <w:p>
@@ -202,7 +210,15 @@
         </w:numPr>
       </w:pPr>
       <w:r>
-        <w:t>Explained the connection between MSO, WS1S, and PA. Specifically, MSO and WS1S are decidable and equi-satisfiable, and PA formulae can be translated into WS1S formulae, which are decidable via NFA. Therefore, PA is decidable.</w:t>
+        <w:t xml:space="preserve">Explained the connection between MSO, WS1S, and PA. Specifically, MSO and WS1S are decidable and </w:t>
+      </w:r>
+      <w:proofErr w:type="spellStart"/>
+      <w:r>
+        <w:t>equi</w:t>
+      </w:r>
+      <w:proofErr w:type="spellEnd"/>
+      <w:r>
+        <w:t>-satisfiable, and PA formulae can be translated into WS1S formulae, which are decidable via NFA. Therefore, PA is decidable.</w:t>
       </w:r>
     </w:p>
     <w:p>
@@ -271,7 +287,15 @@
         </w:numPr>
       </w:pPr>
       <w:r>
-        <w:t>The structure of AFA makes constructing complement automata easy. On the other hand, constructing automata which recognize the alphabet projection and concatenation requires a translation of the AFA to an NFA, incurring an exponential blow-up.</w:t>
+        <w:t xml:space="preserve">The structure of AFA makes constructing complement automata easy. On the other hand, constructing automata which </w:t>
+      </w:r>
+      <w:proofErr w:type="gramStart"/>
+      <w:r>
+        <w:t>recognize</w:t>
+      </w:r>
+      <w:proofErr w:type="gramEnd"/>
+      <w:r>
+        <w:t xml:space="preserve"> the alphabet projection and concatenation requires a translation of the AFA to an NFA, incurring an exponential blow-up.</w:t>
       </w:r>
     </w:p>
     <w:p>
@@ -327,7 +351,15 @@
         </w:numPr>
       </w:pPr>
       <w:r>
-        <w:t>Read through the end of Chapter 3, and completed exercise 27(a)(b).</w:t>
+        <w:t xml:space="preserve">Read through the end of Chapter </w:t>
+      </w:r>
+      <w:proofErr w:type="gramStart"/>
+      <w:r>
+        <w:t>3, and</w:t>
+      </w:r>
+      <w:proofErr w:type="gramEnd"/>
+      <w:r>
+        <w:t xml:space="preserve"> completed exercise 27(a)(b).</w:t>
       </w:r>
     </w:p>
     <w:p>
@@ -347,13 +379,7 @@
         <w:pStyle w:val="Heading3"/>
       </w:pPr>
       <w:r>
-        <w:t>10/</w:t>
-      </w:r>
-      <w:r>
-        <w:t>22</w:t>
-      </w:r>
-      <w:r>
-        <w:t>/26</w:t>
+        <w:t>10/22/26</w:t>
       </w:r>
     </w:p>
     <w:p>
@@ -389,7 +415,15 @@
         </w:numPr>
       </w:pPr>
       <w:r>
-        <w:t>Working toward a proof that FO is strictly less expressive than MSO.</w:t>
+        <w:t xml:space="preserve">Working toward </w:t>
+      </w:r>
+      <w:proofErr w:type="gramStart"/>
+      <w:r>
+        <w:t>a proof</w:t>
+      </w:r>
+      <w:proofErr w:type="gramEnd"/>
+      <w:r>
+        <w:t xml:space="preserve"> that FO is strictly less expressive than MSO.</w:t>
       </w:r>
     </w:p>
     <w:p>
@@ -401,7 +435,11 @@
         </w:numPr>
       </w:pPr>
       <w:r>
-        <w:t>Introduced Ehrenfeucht-Fra</w:t>
+        <w:t>Introduced Ehrenfeucht-</w:t>
+      </w:r>
+      <w:proofErr w:type="spellStart"/>
+      <w:r>
+        <w:t>Fra</w:t>
       </w:r>
       <w:r>
         <w:t>ï</w:t>
@@ -412,6 +450,7 @@
       <w:r>
         <w:t>é</w:t>
       </w:r>
+      <w:proofErr w:type="spellEnd"/>
       <w:r>
         <w:t xml:space="preserve"> (EF) games as a first step in this direction.</w:t>
       </w:r>
@@ -425,7 +464,91 @@
         </w:numPr>
       </w:pPr>
       <w:r>
-        <w:t>Next time: finish section 4.2, and read through 4.4 on page 80.</w:t>
+        <w:t>Homework</w:t>
+      </w:r>
+      <w:r>
+        <w:t xml:space="preserve">: finish section </w:t>
+      </w:r>
+      <w:proofErr w:type="gramStart"/>
+      <w:r>
+        <w:t>4.2, and</w:t>
+      </w:r>
+      <w:proofErr w:type="gramEnd"/>
+      <w:r>
+        <w:t xml:space="preserve"> read through 4.4 on page 80.</w:t>
+      </w:r>
+    </w:p>
+    <w:p>
+      <w:pPr>
+        <w:pStyle w:val="Heading3"/>
+      </w:pPr>
+      <w:r>
+        <w:t>10/29/26</w:t>
+      </w:r>
+    </w:p>
+    <w:p>
+      <w:pPr>
+        <w:pStyle w:val="ListParagraph"/>
+        <w:numPr>
+          <w:ilvl w:val="0"/>
+          <w:numId w:val="10"/>
+        </w:numPr>
+      </w:pPr>
+      <w:r>
+        <w:t>Discussed Hofmann subsection 4.2.2 through section 4.3 (page 80).</w:t>
+      </w:r>
+    </w:p>
+    <w:p>
+      <w:pPr>
+        <w:pStyle w:val="ListParagraph"/>
+        <w:numPr>
+          <w:ilvl w:val="0"/>
+          <w:numId w:val="10"/>
+        </w:numPr>
+      </w:pPr>
+      <w:r>
+        <w:t xml:space="preserve">Finished the proof that FO is strictly less expressive than MSO, using an EF game to identify a regular language which cannot be denoted by an FO sentence, namely, </w:t>
+      </w:r>
+    </w:p>
+    <w:p>
+      <w:pPr>
+        <w:pStyle w:val="ListParagraph"/>
+      </w:pPr>
+      <w:r>
+        <w:t>L = (aa)</w:t>
+      </w:r>
+      <w:r>
+        <w:rPr>
+          <w:vertAlign w:val="superscript"/>
+        </w:rPr>
+        <w:t>+</w:t>
+      </w:r>
+      <w:r>
+        <w:t>.</w:t>
+      </w:r>
+    </w:p>
+    <w:p>
+      <w:pPr>
+        <w:pStyle w:val="ListParagraph"/>
+        <w:numPr>
+          <w:ilvl w:val="0"/>
+          <w:numId w:val="10"/>
+        </w:numPr>
+      </w:pPr>
+      <w:r>
+        <w:t>Defined star-free languages and expressions and worked through an example.</w:t>
+      </w:r>
+    </w:p>
+    <w:p>
+      <w:pPr>
+        <w:pStyle w:val="ListParagraph"/>
+        <w:numPr>
+          <w:ilvl w:val="0"/>
+          <w:numId w:val="10"/>
+        </w:numPr>
+      </w:pPr>
+      <w:r>
+        <w:t>Homework: finish reading Chapter 4 (page 89).</w:t>
       </w:r>
     </w:p>
     <w:sectPr>
@@ -971,6 +1094,119 @@
     </w:lvl>
   </w:abstractNum>
   <w:abstractNum w:abstractNumId="4" w15:restartNumberingAfterBreak="0">
+    <w:nsid w:val="501C7C8E"/>
+    <w:multiLevelType w:val="hybridMultilevel"/>
+    <w:tmpl w:val="C76882F6"/>
+    <w:lvl w:ilvl="0" w:tplc="04090001">
+      <w:start w:val="1"/>
+      <w:numFmt w:val="bullet"/>
+      <w:lvlText w:val=""/>
+      <w:lvlJc w:val="left"/>
+      <w:pPr>
+        <w:ind w:left="720" w:hanging="360"/>
+      </w:pPr>
+      <w:rPr>
+        <w:rFonts w:ascii="Symbol" w:hAnsi="Symbol" w:hint="default"/>
+      </w:rPr>
+    </w:lvl>
+    <w:lvl w:ilvl="1" w:tplc="04090003" w:tentative="1">
+      <w:start w:val="1"/>
+      <w:numFmt w:val="bullet"/>
+      <w:lvlText w:val="o"/>
+      <w:lvlJc w:val="left"/>
+      <w:pPr>
+        <w:ind w:left="1440" w:hanging="360"/>
+      </w:pPr>
+      <w:rPr>
+        <w:rFonts w:ascii="Courier New" w:hAnsi="Courier New" w:cs="Courier New" w:hint="default"/>
+      </w:rPr>
+    </w:lvl>
+    <w:lvl w:ilvl="2" w:tplc="04090005" w:tentative="1">
+      <w:start w:val="1"/>
+      <w:numFmt w:val="bullet"/>
+      <w:lvlText w:val=""/>
+      <w:lvlJc w:val="left"/>
+      <w:pPr>
+        <w:ind w:left="2160" w:hanging="360"/>
+      </w:pPr>
+      <w:rPr>
+        <w:rFonts w:ascii="Wingdings" w:hAnsi="Wingdings" w:hint="default"/>
+      </w:rPr>
+    </w:lvl>
+    <w:lvl w:ilvl="3" w:tplc="04090001" w:tentative="1">
+      <w:start w:val="1"/>
+      <w:numFmt w:val="bullet"/>
+      <w:lvlText w:val=""/>
+      <w:lvlJc w:val="left"/>
+      <w:pPr>
+        <w:ind w:left="2880" w:hanging="360"/>
+      </w:pPr>
+      <w:rPr>
+        <w:rFonts w:ascii="Symbol" w:hAnsi="Symbol" w:hint="default"/>
+      </w:rPr>
+    </w:lvl>
+    <w:lvl w:ilvl="4" w:tplc="04090003" w:tentative="1">
+      <w:start w:val="1"/>
+      <w:numFmt w:val="bullet"/>
+      <w:lvlText w:val="o"/>
+      <w:lvlJc w:val="left"/>
+      <w:pPr>
+        <w:ind w:left="3600" w:hanging="360"/>
+      </w:pPr>
+      <w:rPr>
+        <w:rFonts w:ascii="Courier New" w:hAnsi="Courier New" w:cs="Courier New" w:hint="default"/>
+      </w:rPr>
+    </w:lvl>
+    <w:lvl w:ilvl="5" w:tplc="04090005" w:tentative="1">
+      <w:start w:val="1"/>
+      <w:numFmt w:val="bullet"/>
+      <w:lvlText w:val=""/>
+      <w:lvlJc w:val="left"/>
+      <w:pPr>
+        <w:ind w:left="4320" w:hanging="360"/>
+      </w:pPr>
+      <w:rPr>
+        <w:rFonts w:ascii="Wingdings" w:hAnsi="Wingdings" w:hint="default"/>
+      </w:rPr>
+    </w:lvl>
+    <w:lvl w:ilvl="6" w:tplc="04090001" w:tentative="1">
+      <w:start w:val="1"/>
+      <w:numFmt w:val="bullet"/>
+      <w:lvlText w:val=""/>
+      <w:lvlJc w:val="left"/>
+      <w:pPr>
+        <w:ind w:left="5040" w:hanging="360"/>
+      </w:pPr>
+      <w:rPr>
+        <w:rFonts w:ascii="Symbol" w:hAnsi="Symbol" w:hint="default"/>
+      </w:rPr>
+    </w:lvl>
+    <w:lvl w:ilvl="7" w:tplc="04090003" w:tentative="1">
+      <w:start w:val="1"/>
+      <w:numFmt w:val="bullet"/>
+      <w:lvlText w:val="o"/>
+      <w:lvlJc w:val="left"/>
+      <w:pPr>
+        <w:ind w:left="5760" w:hanging="360"/>
+      </w:pPr>
+      <w:rPr>
+        <w:rFonts w:ascii="Courier New" w:hAnsi="Courier New" w:cs="Courier New" w:hint="default"/>
+      </w:rPr>
+    </w:lvl>
+    <w:lvl w:ilvl="8" w:tplc="04090005" w:tentative="1">
+      <w:start w:val="1"/>
+      <w:numFmt w:val="bullet"/>
+      <w:lvlText w:val=""/>
+      <w:lvlJc w:val="left"/>
+      <w:pPr>
+        <w:ind w:left="6480" w:hanging="360"/>
+      </w:pPr>
+      <w:rPr>
+        <w:rFonts w:ascii="Wingdings" w:hAnsi="Wingdings" w:hint="default"/>
+      </w:rPr>
+    </w:lvl>
+  </w:abstractNum>
+  <w:abstractNum w:abstractNumId="5" w15:restartNumberingAfterBreak="0">
     <w:nsid w:val="58F5054E"/>
     <w:multiLevelType w:val="hybridMultilevel"/>
     <w:tmpl w:val="51C0C160"/>
@@ -1083,7 +1319,7 @@
       </w:rPr>
     </w:lvl>
   </w:abstractNum>
-  <w:abstractNum w:abstractNumId="5" w15:restartNumberingAfterBreak="0">
+  <w:abstractNum w:abstractNumId="6" w15:restartNumberingAfterBreak="0">
     <w:nsid w:val="5BE64A80"/>
     <w:multiLevelType w:val="hybridMultilevel"/>
     <w:tmpl w:val="8EDE69FE"/>
@@ -1196,7 +1432,7 @@
       </w:rPr>
     </w:lvl>
   </w:abstractNum>
-  <w:abstractNum w:abstractNumId="6" w15:restartNumberingAfterBreak="0">
+  <w:abstractNum w:abstractNumId="7" w15:restartNumberingAfterBreak="0">
     <w:nsid w:val="5EB877B1"/>
     <w:multiLevelType w:val="hybridMultilevel"/>
     <w:tmpl w:val="0400C8A0"/>
@@ -1309,7 +1545,7 @@
       </w:rPr>
     </w:lvl>
   </w:abstractNum>
-  <w:abstractNum w:abstractNumId="7" w15:restartNumberingAfterBreak="0">
+  <w:abstractNum w:abstractNumId="8" w15:restartNumberingAfterBreak="0">
     <w:nsid w:val="70314D26"/>
     <w:multiLevelType w:val="hybridMultilevel"/>
     <w:tmpl w:val="D1367BB4"/>
@@ -1422,7 +1658,7 @@
       </w:rPr>
     </w:lvl>
   </w:abstractNum>
-  <w:abstractNum w:abstractNumId="8" w15:restartNumberingAfterBreak="0">
+  <w:abstractNum w:abstractNumId="9" w15:restartNumberingAfterBreak="0">
     <w:nsid w:val="72B84B86"/>
     <w:multiLevelType w:val="hybridMultilevel"/>
     <w:tmpl w:val="11543090"/>
@@ -1542,10 +1778,10 @@
     <w:abstractNumId w:val="3"/>
   </w:num>
   <w:num w:numId="3" w16cid:durableId="373385906">
-    <w:abstractNumId w:val="7"/>
+    <w:abstractNumId w:val="8"/>
   </w:num>
   <w:num w:numId="4" w16cid:durableId="1569026291">
-    <w:abstractNumId w:val="6"/>
+    <w:abstractNumId w:val="7"/>
   </w:num>
   <w:num w:numId="5" w16cid:durableId="258833413">
     <w:abstractNumId w:val="2"/>
@@ -1554,13 +1790,16 @@
     <w:abstractNumId w:val="1"/>
   </w:num>
   <w:num w:numId="7" w16cid:durableId="1467775266">
+    <w:abstractNumId w:val="6"/>
+  </w:num>
+  <w:num w:numId="8" w16cid:durableId="1108045766">
     <w:abstractNumId w:val="5"/>
   </w:num>
-  <w:num w:numId="8" w16cid:durableId="1108045766">
+  <w:num w:numId="9" w16cid:durableId="126508868">
+    <w:abstractNumId w:val="9"/>
+  </w:num>
+  <w:num w:numId="10" w16cid:durableId="2034377061">
     <w:abstractNumId w:val="4"/>
-  </w:num>
-  <w:num w:numId="9" w16cid:durableId="126508868">
-    <w:abstractNumId w:val="8"/>
   </w:num>
 </w:numbering>
 </file>
